--- a/BACKUP&RECOVERY/고급실습_RecoveryCatalog/고급실습_과정안내.docx
+++ b/BACKUP&RECOVERY/고급실습_RecoveryCatalog/고급실습_과정안내.docx
@@ -2520,6 +2520,76 @@
               <w:rPr>
                 <w:rFonts w:ascii="Consolas" w:hAnsi="Consolas" w:eastAsia="Consolas"/>
                 <w:b w:val="0"/>
+                <w:color w:val="7EC699"/>
+                <w:sz w:val="19"/>
+              </w:rPr>
+              <w:t>-- 원본 디렉터리를 먼저 만들고 oracle 소유로 둔다. RMAN 채널이 oracle 로 쓰기 때문이다.</w:t>
+            </w:r>
+          </w:p>
+          <w:p>
+            <w:pPr>
+              <w:spacing w:after="0" w:line="264" w:lineRule="auto"/>
+            </w:pPr>
+            <w:r>
+              <w:rPr>
+                <w:rFonts w:ascii="Consolas" w:hAnsi="Consolas" w:eastAsia="Consolas"/>
+                <w:b w:val="0"/>
+                <w:color w:val="E6E6E6"/>
+                <w:sz w:val="19"/>
+              </w:rPr>
+              <w:t>[root@oel7v9r2 ~]# mkdir -p /exports/backup</w:t>
+            </w:r>
+          </w:p>
+          <w:p>
+            <w:pPr>
+              <w:spacing w:after="0" w:line="264" w:lineRule="auto"/>
+            </w:pPr>
+            <w:r>
+              <w:rPr>
+                <w:rFonts w:ascii="Consolas" w:hAnsi="Consolas" w:eastAsia="Consolas"/>
+                <w:b w:val="0"/>
+                <w:color w:val="E6E6E6"/>
+                <w:sz w:val="19"/>
+              </w:rPr>
+              <w:t>[root@oel7v9r2 ~]# chown oracle:dba /exports/backup</w:t>
+            </w:r>
+          </w:p>
+          <w:p>
+            <w:pPr>
+              <w:spacing w:after="0" w:line="264" w:lineRule="auto"/>
+            </w:pPr>
+            <w:r>
+              <w:rPr>
+                <w:rFonts w:ascii="Consolas" w:hAnsi="Consolas" w:eastAsia="Consolas"/>
+                <w:b w:val="0"/>
+                <w:color w:val="E6E6E6"/>
+                <w:sz w:val="19"/>
+              </w:rPr>
+              <w:t>[root@oel7v9r2 ~]# chmod 775 /exports/backup</w:t>
+            </w:r>
+          </w:p>
+          <w:p>
+            <w:pPr>
+              <w:spacing w:after="0" w:line="264" w:lineRule="auto"/>
+            </w:pPr>
+            <w:r>
+              <w:rPr>
+                <w:rFonts w:ascii="Consolas" w:hAnsi="Consolas" w:eastAsia="Consolas"/>
+                <w:b w:val="0"/>
+                <w:color w:val="E6E6E6"/>
+                <w:sz w:val="19"/>
+              </w:rPr>
+              <w:t xml:space="preserve"> </w:t>
+            </w:r>
+          </w:p>
+          <w:p>
+            <w:pPr>
+              <w:spacing w:after="0" w:line="264" w:lineRule="auto"/>
+            </w:pPr>
+            <w:r>
+              <w:rPr>
+                <w:rFonts w:ascii="Consolas" w:hAnsi="Consolas" w:eastAsia="Consolas"/>
+                <w:b w:val="0"/>
                 <w:color w:val="E6E6E6"/>
                 <w:sz w:val="19"/>
               </w:rPr>
@@ -2566,6 +2636,90 @@
                 <w:sz w:val="19"/>
               </w:rPr>
               <w:t>[root@oel7v9r1 ~]# mount -t nfs oel7v9r2:/exports/backup /backup</w:t>
+            </w:r>
+          </w:p>
+          <w:p>
+            <w:pPr>
+              <w:spacing w:after="0" w:line="264" w:lineRule="auto"/>
+            </w:pPr>
+            <w:r>
+              <w:rPr>
+                <w:rFonts w:ascii="Consolas" w:hAnsi="Consolas" w:eastAsia="Consolas"/>
+                <w:b w:val="0"/>
+                <w:color w:val="E6E6E6"/>
+                <w:sz w:val="19"/>
+              </w:rPr>
+              <w:t xml:space="preserve"> </w:t>
+            </w:r>
+          </w:p>
+          <w:p>
+            <w:pPr>
+              <w:spacing w:after="0" w:line="264" w:lineRule="auto"/>
+            </w:pPr>
+            <w:r>
+              <w:rPr>
+                <w:rFonts w:ascii="Consolas" w:hAnsi="Consolas" w:eastAsia="Consolas"/>
+                <w:b w:val="0"/>
+                <w:color w:val="7EC699"/>
+                <w:sz w:val="19"/>
+              </w:rPr>
+              <w:t>-- no_root_squash 는 root 에만 해당한다. 원본 디렉터리가 root 소유로 남으면</w:t>
+            </w:r>
+          </w:p>
+          <w:p>
+            <w:pPr>
+              <w:spacing w:after="0" w:line="264" w:lineRule="auto"/>
+            </w:pPr>
+            <w:r>
+              <w:rPr>
+                <w:rFonts w:ascii="Consolas" w:hAnsi="Consolas" w:eastAsia="Consolas"/>
+                <w:b w:val="0"/>
+                <w:color w:val="7EC699"/>
+                <w:sz w:val="19"/>
+              </w:rPr>
+              <w:t>-- 백업이 ORA-19504 / ORA-27040 으로 실패한다.</w:t>
+            </w:r>
+          </w:p>
+          <w:p>
+            <w:pPr>
+              <w:spacing w:after="0" w:line="264" w:lineRule="auto"/>
+            </w:pPr>
+            <w:r>
+              <w:rPr>
+                <w:rFonts w:ascii="Consolas" w:hAnsi="Consolas" w:eastAsia="Consolas"/>
+                <w:b w:val="0"/>
+                <w:color w:val="7EC699"/>
+                <w:sz w:val="19"/>
+              </w:rPr>
+              <w:t>-- NFS 는 이름이 아니라 uid/gid 숫자로 판단한다. 두 서버의 id oracle 이 같아야 한다.</w:t>
+            </w:r>
+          </w:p>
+          <w:p>
+            <w:pPr>
+              <w:spacing w:after="0" w:line="264" w:lineRule="auto"/>
+            </w:pPr>
+            <w:r>
+              <w:rPr>
+                <w:rFonts w:ascii="Consolas" w:hAnsi="Consolas" w:eastAsia="Consolas"/>
+                <w:b w:val="0"/>
+                <w:color w:val="E6E6E6"/>
+                <w:sz w:val="19"/>
+              </w:rPr>
+              <w:t>[oracle@oel7v9r1 ~]$ ls -ld /backup          # oracle dba 로 보여야 한다</w:t>
+            </w:r>
+          </w:p>
+          <w:p>
+            <w:pPr>
+              <w:spacing w:after="0" w:line="264" w:lineRule="auto"/>
+            </w:pPr>
+            <w:r>
+              <w:rPr>
+                <w:rFonts w:ascii="Consolas" w:hAnsi="Consolas" w:eastAsia="Consolas"/>
+                <w:b w:val="0"/>
+                <w:color w:val="E6E6E6"/>
+                <w:sz w:val="19"/>
+              </w:rPr>
+              <w:t>[oracle@oel7v9r1 ~]$ touch /backup/.w &amp;&amp; rm /backup/.w &amp;&amp; echo WRITE-OK</w:t>
             </w:r>
           </w:p>
           <w:p>

--- a/BACKUP&RECOVERY/고급실습_RecoveryCatalog/고급실습_과정안내.docx
+++ b/BACKUP&RECOVERY/고급실습_RecoveryCatalog/고급실습_과정안내.docx
@@ -1011,7 +1011,7 @@
                 <w:color w:val="E6E6E6"/>
                 <w:sz w:val="19"/>
               </w:rPr>
-              <w:t xml:space="preserve">  /backup   | 100GB (NFS 공유, 원본은 r2)  | 100GB</w:t>
+              <w:t xml:space="preserve">  /backup   | 200GB (NFS 공유, 원본은 r2)  | 200GB</w:t>
             </w:r>
           </w:p>
           <w:p>
